--- a/static/word-template/table6.docx
+++ b/static/word-template/table6.docx
@@ -545,7 +545,10 @@
             </w:r>
             <w:proofErr w:type="spellEnd"/>
             <w:r>
-              <w:t xml:space="preserve"> %}{{ item.tt }}</w:t>
+              <w:t xml:space="preserve"> %}</w:t>
+            </w:r>
+            <w:r>
+              <w:t>{{ item.tt }}</w:t>
             </w:r>
           </w:p>
         </w:tc>
@@ -749,11 +752,22 @@
               </w:rPr>
             </w:pPr>
             <w:r>
-              <w:t xml:space="preserve">{{ item.nhan_xet }}{% tr </w:t>
+              <w:t xml:space="preserve">{{ </w:t>
             </w:r>
             <w:proofErr w:type="spellStart"/>
             <w:r>
-              <w:t>endfor</w:t>
+              <w:t>item.nhan_xet</w:t>
+            </w:r>
+            <w:proofErr w:type="spellEnd"/>
+            <w:r>
+              <w:t xml:space="preserve"> }}</w:t>
+            </w:r>
+            <w:r>
+              <w:t xml:space="preserve">{% </w:t>
+            </w:r>
+            <w:proofErr w:type="spellStart"/>
+            <w:r>
+              <w:t>endtr</w:t>
             </w:r>
             <w:proofErr w:type="spellEnd"/>
             <w:r>

--- a/static/word-template/table6.docx
+++ b/static/word-template/table6.docx
@@ -56,17 +56,18 @@
           <w:insideH w:val="dotted" w:sz="4" w:space="0" w:color="auto"/>
           <w:insideV w:val="single" w:sz="4" w:space="0" w:color="auto"/>
         </w:tblBorders>
+        <w:tblLayout w:type="fixed"/>
         <w:tblLook w:val="04A0" w:firstRow="1" w:lastRow="0" w:firstColumn="1" w:lastColumn="0" w:noHBand="0" w:noVBand="1"/>
       </w:tblPr>
       <w:tblGrid>
-        <w:gridCol w:w="4148"/>
-        <w:gridCol w:w="1879"/>
-        <w:gridCol w:w="1266"/>
-        <w:gridCol w:w="1802"/>
-        <w:gridCol w:w="1875"/>
-        <w:gridCol w:w="1315"/>
-        <w:gridCol w:w="1474"/>
-        <w:gridCol w:w="1467"/>
+        <w:gridCol w:w="552"/>
+        <w:gridCol w:w="6946"/>
+        <w:gridCol w:w="709"/>
+        <w:gridCol w:w="709"/>
+        <w:gridCol w:w="850"/>
+        <w:gridCol w:w="851"/>
+        <w:gridCol w:w="850"/>
+        <w:gridCol w:w="3759"/>
       </w:tblGrid>
       <w:tr>
         <w:trPr>
@@ -76,7 +77,7 @@
         </w:trPr>
         <w:tc>
           <w:tcPr>
-            <w:tcW w:w="205" w:type="pct"/>
+            <w:tcW w:w="552" w:type="dxa"/>
             <w:vMerge w:val="restart"/>
             <w:tcBorders>
               <w:top w:val="double" w:sz="4" w:space="0" w:color="auto"/>
@@ -110,7 +111,7 @@
         </w:tc>
         <w:tc>
           <w:tcPr>
-            <w:tcW w:w="1593" w:type="pct"/>
+            <w:tcW w:w="6946" w:type="dxa"/>
             <w:vMerge w:val="restart"/>
             <w:tcBorders>
               <w:top w:val="double" w:sz="4" w:space="0" w:color="auto"/>
@@ -143,7 +144,7 @@
         </w:tc>
         <w:tc>
           <w:tcPr>
-            <w:tcW w:w="1567" w:type="pct"/>
+            <w:tcW w:w="3969" w:type="dxa"/>
             <w:gridSpan w:val="5"/>
             <w:tcBorders>
               <w:top w:val="double" w:sz="4" w:space="0" w:color="auto"/>
@@ -177,7 +178,7 @@
         </w:tc>
         <w:tc>
           <w:tcPr>
-            <w:tcW w:w="1635" w:type="pct"/>
+            <w:tcW w:w="3759" w:type="dxa"/>
             <w:vMerge w:val="restart"/>
             <w:tcBorders>
               <w:top w:val="double" w:sz="4" w:space="0" w:color="auto"/>
@@ -215,7 +216,7 @@
         </w:trPr>
         <w:tc>
           <w:tcPr>
-            <w:tcW w:w="205" w:type="pct"/>
+            <w:tcW w:w="552" w:type="dxa"/>
             <w:vMerge/>
             <w:tcBorders>
               <w:bottom w:val="single" w:sz="4" w:space="0" w:color="auto"/>
@@ -237,7 +238,7 @@
         </w:tc>
         <w:tc>
           <w:tcPr>
-            <w:tcW w:w="1593" w:type="pct"/>
+            <w:tcW w:w="6946" w:type="dxa"/>
             <w:vMerge/>
             <w:tcBorders>
               <w:bottom w:val="single" w:sz="4" w:space="0" w:color="auto"/>
@@ -259,7 +260,7 @@
         </w:tc>
         <w:tc>
           <w:tcPr>
-            <w:tcW w:w="355" w:type="pct"/>
+            <w:tcW w:w="709" w:type="dxa"/>
             <w:tcBorders>
               <w:top w:val="single" w:sz="4" w:space="0" w:color="auto"/>
               <w:bottom w:val="single" w:sz="4" w:space="0" w:color="auto"/>
@@ -309,7 +310,7 @@
         </w:tc>
         <w:tc>
           <w:tcPr>
-            <w:tcW w:w="266" w:type="pct"/>
+            <w:tcW w:w="709" w:type="dxa"/>
             <w:tcBorders>
               <w:top w:val="single" w:sz="4" w:space="0" w:color="auto"/>
               <w:bottom w:val="single" w:sz="4" w:space="0" w:color="auto"/>
@@ -359,7 +360,7 @@
         </w:tc>
         <w:tc>
           <w:tcPr>
-            <w:tcW w:w="354" w:type="pct"/>
+            <w:tcW w:w="850" w:type="dxa"/>
             <w:tcBorders>
               <w:top w:val="single" w:sz="4" w:space="0" w:color="auto"/>
               <w:bottom w:val="single" w:sz="4" w:space="0" w:color="auto"/>
@@ -391,7 +392,7 @@
         </w:tc>
         <w:tc>
           <w:tcPr>
-            <w:tcW w:w="296" w:type="pct"/>
+            <w:tcW w:w="851" w:type="dxa"/>
             <w:tcBorders>
               <w:top w:val="single" w:sz="4" w:space="0" w:color="auto"/>
               <w:bottom w:val="single" w:sz="4" w:space="0" w:color="auto"/>
@@ -441,7 +442,7 @@
         </w:tc>
         <w:tc>
           <w:tcPr>
-            <w:tcW w:w="296" w:type="pct"/>
+            <w:tcW w:w="850" w:type="dxa"/>
             <w:tcBorders>
               <w:top w:val="single" w:sz="4" w:space="0" w:color="auto"/>
               <w:bottom w:val="single" w:sz="4" w:space="0" w:color="auto"/>
@@ -492,7 +493,7 @@
         </w:tc>
         <w:tc>
           <w:tcPr>
-            <w:tcW w:w="1635" w:type="pct"/>
+            <w:tcW w:w="3759" w:type="dxa"/>
             <w:vMerge/>
             <w:tcBorders>
               <w:bottom w:val="single" w:sz="4" w:space="0" w:color="auto"/>
@@ -519,7 +520,7 @@
         </w:trPr>
         <w:tc>
           <w:tcPr>
-            <w:tcW w:w="205" w:type="pct"/>
+            <w:tcW w:w="552" w:type="dxa"/>
             <w:tcBorders>
               <w:top w:val="single" w:sz="4" w:space="0" w:color="auto"/>
               <w:bottom w:val="dotted" w:sz="4" w:space="0" w:color="auto"/>
@@ -537,7 +538,7 @@
               </w:rPr>
             </w:pPr>
             <w:r>
-              <w:t xml:space="preserve">{% tr for item in </w:t>
+              <w:t xml:space="preserve">{%tr for item in </w:t>
             </w:r>
             <w:proofErr w:type="spellStart"/>
             <w:r>
@@ -547,14 +548,11 @@
             <w:r>
               <w:t xml:space="preserve"> %}</w:t>
             </w:r>
-            <w:r>
-              <w:t>{{ item.tt }}</w:t>
-            </w:r>
-          </w:p>
-        </w:tc>
-        <w:tc>
-          <w:tcPr>
-            <w:tcW w:w="1593" w:type="pct"/>
+          </w:p>
+        </w:tc>
+        <w:tc>
+          <w:tcPr>
+            <w:tcW w:w="6946" w:type="dxa"/>
             <w:tcBorders>
               <w:top w:val="single" w:sz="4" w:space="0" w:color="auto"/>
             </w:tcBorders>
@@ -571,22 +569,11 @@
                 <w:lang w:val="vi-VN" w:eastAsia="ja-JP"/>
               </w:rPr>
             </w:pPr>
-            <w:r>
-              <w:t xml:space="preserve">{{ </w:t>
-            </w:r>
-            <w:proofErr w:type="spellStart"/>
-            <w:r>
-              <w:t>item.ten</w:t>
-            </w:r>
-            <w:proofErr w:type="spellEnd"/>
-            <w:r>
-              <w:t xml:space="preserve"> }}</w:t>
-            </w:r>
-          </w:p>
-        </w:tc>
-        <w:tc>
-          <w:tcPr>
-            <w:tcW w:w="355" w:type="pct"/>
+          </w:p>
+        </w:tc>
+        <w:tc>
+          <w:tcPr>
+            <w:tcW w:w="709" w:type="dxa"/>
             <w:tcBorders>
               <w:top w:val="single" w:sz="4" w:space="0" w:color="auto"/>
             </w:tcBorders>
@@ -601,22 +588,11 @@
                 <w:lang w:val="vi-VN"/>
               </w:rPr>
             </w:pPr>
-            <w:r>
-              <w:t xml:space="preserve">{{ </w:t>
-            </w:r>
-            <w:proofErr w:type="spellStart"/>
-            <w:r>
-              <w:t>item.I</w:t>
-            </w:r>
-            <w:proofErr w:type="spellEnd"/>
-            <w:r>
-              <w:t xml:space="preserve"> }}</w:t>
-            </w:r>
-          </w:p>
-        </w:tc>
-        <w:tc>
-          <w:tcPr>
-            <w:tcW w:w="266" w:type="pct"/>
+          </w:p>
+        </w:tc>
+        <w:tc>
+          <w:tcPr>
+            <w:tcW w:w="709" w:type="dxa"/>
             <w:tcBorders>
               <w:top w:val="single" w:sz="4" w:space="0" w:color="auto"/>
             </w:tcBorders>
@@ -631,22 +607,11 @@
                 <w:lang w:val="vi-VN"/>
               </w:rPr>
             </w:pPr>
-            <w:r>
-              <w:t xml:space="preserve">{{ </w:t>
-            </w:r>
-            <w:proofErr w:type="spellStart"/>
-            <w:r>
-              <w:t>item.delta_I</w:t>
-            </w:r>
-            <w:proofErr w:type="spellEnd"/>
-            <w:r>
-              <w:t xml:space="preserve"> }}</w:t>
-            </w:r>
-          </w:p>
-        </w:tc>
-        <w:tc>
-          <w:tcPr>
-            <w:tcW w:w="354" w:type="pct"/>
+          </w:p>
+        </w:tc>
+        <w:tc>
+          <w:tcPr>
+            <w:tcW w:w="850" w:type="dxa"/>
             <w:tcBorders>
               <w:top w:val="single" w:sz="4" w:space="0" w:color="auto"/>
             </w:tcBorders>
@@ -661,22 +626,11 @@
                 <w:lang w:val="vi-VN"/>
               </w:rPr>
             </w:pPr>
-            <w:r>
-              <w:t xml:space="preserve">{{ </w:t>
-            </w:r>
-            <w:proofErr w:type="spellStart"/>
-            <w:r>
-              <w:t>item.cos_phi</w:t>
-            </w:r>
-            <w:proofErr w:type="spellEnd"/>
-            <w:r>
-              <w:t xml:space="preserve"> }}</w:t>
-            </w:r>
-          </w:p>
-        </w:tc>
-        <w:tc>
-          <w:tcPr>
-            <w:tcW w:w="296" w:type="pct"/>
+          </w:p>
+        </w:tc>
+        <w:tc>
+          <w:tcPr>
+            <w:tcW w:w="851" w:type="dxa"/>
             <w:tcBorders>
               <w:top w:val="single" w:sz="4" w:space="0" w:color="auto"/>
             </w:tcBorders>
@@ -691,22 +645,11 @@
                 <w:lang w:val="vi-VN"/>
               </w:rPr>
             </w:pPr>
-            <w:r>
-              <w:t xml:space="preserve">{{ </w:t>
-            </w:r>
-            <w:proofErr w:type="spellStart"/>
-            <w:r>
-              <w:t>item.P</w:t>
-            </w:r>
-            <w:proofErr w:type="spellEnd"/>
-            <w:r>
-              <w:t xml:space="preserve"> }}</w:t>
-            </w:r>
-          </w:p>
-        </w:tc>
-        <w:tc>
-          <w:tcPr>
-            <w:tcW w:w="296" w:type="pct"/>
+          </w:p>
+        </w:tc>
+        <w:tc>
+          <w:tcPr>
+            <w:tcW w:w="850" w:type="dxa"/>
             <w:tcBorders>
               <w:top w:val="single" w:sz="4" w:space="0" w:color="auto"/>
             </w:tcBorders>
@@ -721,22 +664,11 @@
                 <w:lang w:val="vi-VN"/>
               </w:rPr>
             </w:pPr>
-            <w:r>
-              <w:t xml:space="preserve">{{ </w:t>
-            </w:r>
-            <w:proofErr w:type="spellStart"/>
-            <w:r>
-              <w:t>item.tdd</w:t>
-            </w:r>
-            <w:proofErr w:type="spellEnd"/>
-            <w:r>
-              <w:t xml:space="preserve"> }}</w:t>
-            </w:r>
-          </w:p>
-        </w:tc>
-        <w:tc>
-          <w:tcPr>
-            <w:tcW w:w="1635" w:type="pct"/>
+          </w:p>
+        </w:tc>
+        <w:tc>
+          <w:tcPr>
+            <w:tcW w:w="3759" w:type="dxa"/>
             <w:tcBorders>
               <w:top w:val="single" w:sz="4" w:space="0" w:color="auto"/>
               <w:bottom w:val="dotted" w:sz="4" w:space="0" w:color="auto"/>
@@ -746,8 +678,57 @@
           <w:p>
             <w:pPr>
               <w:pStyle w:val="Chutrongbang"/>
+              <w:jc w:val="both"/>
+              <w:rPr>
+                <w:lang w:val="vi-VN"/>
+              </w:rPr>
+            </w:pPr>
+          </w:p>
+        </w:tc>
+      </w:tr>
+      <w:tr>
+        <w:trPr>
+          <w:trHeight w:val="425"/>
+          <w:jc w:val="center"/>
+        </w:trPr>
+        <w:tc>
+          <w:tcPr>
+            <w:tcW w:w="552" w:type="dxa"/>
+            <w:tcBorders>
+              <w:top w:val="dotted" w:sz="4" w:space="0" w:color="auto"/>
+            </w:tcBorders>
+            <w:noWrap/>
+            <w:vAlign w:val="center"/>
+          </w:tcPr>
+          <w:p>
+            <w:pPr>
+              <w:pStyle w:val="Chutrongbang"/>
+              <w:rPr>
+                <w:color w:val="auto"/>
+                <w:lang w:val="vi-VN"/>
+              </w:rPr>
+            </w:pPr>
+            <w:r>
+              <w:rPr>
+                <w:color w:val="auto"/>
+                <w:lang w:val="vi-VN"/>
+              </w:rPr>
+              <w:t>{{ item.tt }}</w:t>
+            </w:r>
+          </w:p>
+        </w:tc>
+        <w:tc>
+          <w:tcPr>
+            <w:tcW w:w="6946" w:type="dxa"/>
+            <w:noWrap/>
+            <w:vAlign w:val="center"/>
+          </w:tcPr>
+          <w:p>
+            <w:pPr>
+              <w:pStyle w:val="Chutrongbang"/>
               <w:jc w:val="left"/>
               <w:rPr>
+                <w:color w:val="auto"/>
                 <w:lang w:val="vi-VN"/>
               </w:rPr>
             </w:pPr>
@@ -756,18 +737,325 @@
             </w:r>
             <w:proofErr w:type="spellStart"/>
             <w:r>
+              <w:t>item.ten</w:t>
+            </w:r>
+            <w:proofErr w:type="spellEnd"/>
+            <w:r>
+              <w:t xml:space="preserve"> }}</w:t>
+            </w:r>
+          </w:p>
+        </w:tc>
+        <w:tc>
+          <w:tcPr>
+            <w:tcW w:w="709" w:type="dxa"/>
+            <w:noWrap/>
+            <w:vAlign w:val="center"/>
+          </w:tcPr>
+          <w:p>
+            <w:pPr>
+              <w:pStyle w:val="Chutrongbang"/>
+              <w:rPr>
+                <w:color w:val="auto"/>
+                <w:lang w:val="vi-VN"/>
+              </w:rPr>
+            </w:pPr>
+            <w:r>
+              <w:t xml:space="preserve">{{ </w:t>
+            </w:r>
+            <w:proofErr w:type="spellStart"/>
+            <w:r>
+              <w:t>item.I</w:t>
+            </w:r>
+            <w:proofErr w:type="spellEnd"/>
+            <w:r>
+              <w:t xml:space="preserve"> }}</w:t>
+            </w:r>
+          </w:p>
+        </w:tc>
+        <w:tc>
+          <w:tcPr>
+            <w:tcW w:w="709" w:type="dxa"/>
+            <w:noWrap/>
+            <w:vAlign w:val="center"/>
+          </w:tcPr>
+          <w:p>
+            <w:pPr>
+              <w:pStyle w:val="Chutrongbang"/>
+              <w:rPr>
+                <w:color w:val="auto"/>
+                <w:lang w:val="vi-VN"/>
+              </w:rPr>
+            </w:pPr>
+            <w:r>
+              <w:t xml:space="preserve">{{ </w:t>
+            </w:r>
+            <w:proofErr w:type="spellStart"/>
+            <w:r>
+              <w:t>item.delta_I</w:t>
+            </w:r>
+            <w:proofErr w:type="spellEnd"/>
+            <w:r>
+              <w:t xml:space="preserve"> }}</w:t>
+            </w:r>
+          </w:p>
+        </w:tc>
+        <w:tc>
+          <w:tcPr>
+            <w:tcW w:w="850" w:type="dxa"/>
+            <w:noWrap/>
+            <w:vAlign w:val="center"/>
+          </w:tcPr>
+          <w:p>
+            <w:pPr>
+              <w:pStyle w:val="Chutrongbang"/>
+              <w:rPr>
+                <w:color w:val="auto"/>
+                <w:lang w:val="vi-VN"/>
+              </w:rPr>
+            </w:pPr>
+            <w:r>
+              <w:t xml:space="preserve">{{ </w:t>
+            </w:r>
+            <w:proofErr w:type="spellStart"/>
+            <w:r>
+              <w:t>item.cos_phi</w:t>
+            </w:r>
+            <w:proofErr w:type="spellEnd"/>
+            <w:r>
+              <w:t xml:space="preserve"> }}</w:t>
+            </w:r>
+          </w:p>
+        </w:tc>
+        <w:tc>
+          <w:tcPr>
+            <w:tcW w:w="851" w:type="dxa"/>
+            <w:noWrap/>
+            <w:vAlign w:val="center"/>
+          </w:tcPr>
+          <w:p>
+            <w:pPr>
+              <w:pStyle w:val="Chutrongbang"/>
+              <w:rPr>
+                <w:color w:val="auto"/>
+                <w:lang w:val="vi-VN"/>
+              </w:rPr>
+            </w:pPr>
+            <w:r>
+              <w:t xml:space="preserve">{{ </w:t>
+            </w:r>
+            <w:proofErr w:type="spellStart"/>
+            <w:r>
+              <w:t>item.P</w:t>
+            </w:r>
+            <w:proofErr w:type="spellEnd"/>
+            <w:r>
+              <w:t xml:space="preserve"> }}</w:t>
+            </w:r>
+          </w:p>
+        </w:tc>
+        <w:tc>
+          <w:tcPr>
+            <w:tcW w:w="850" w:type="dxa"/>
+            <w:noWrap/>
+            <w:vAlign w:val="center"/>
+          </w:tcPr>
+          <w:p>
+            <w:pPr>
+              <w:pStyle w:val="Chutrongbang"/>
+              <w:rPr>
+                <w:color w:val="auto"/>
+                <w:lang w:val="vi-VN"/>
+              </w:rPr>
+            </w:pPr>
+            <w:r>
+              <w:t xml:space="preserve">{{ </w:t>
+            </w:r>
+            <w:proofErr w:type="spellStart"/>
+            <w:r>
+              <w:t>item.tdd</w:t>
+            </w:r>
+            <w:proofErr w:type="spellEnd"/>
+            <w:r>
+              <w:t xml:space="preserve"> }}</w:t>
+            </w:r>
+          </w:p>
+        </w:tc>
+        <w:tc>
+          <w:tcPr>
+            <w:tcW w:w="3759" w:type="dxa"/>
+            <w:tcBorders>
+              <w:top w:val="dotted" w:sz="4" w:space="0" w:color="auto"/>
+            </w:tcBorders>
+            <w:vAlign w:val="center"/>
+          </w:tcPr>
+          <w:p>
+            <w:pPr>
+              <w:pStyle w:val="Chutrongbang"/>
+              <w:jc w:val="both"/>
+              <w:rPr>
+                <w:lang w:val="vi-VN"/>
+              </w:rPr>
+            </w:pPr>
+            <w:r>
+              <w:t xml:space="preserve">{{ </w:t>
+            </w:r>
+            <w:proofErr w:type="spellStart"/>
+            <w:r>
               <w:t>item.nhan_xet</w:t>
             </w:r>
             <w:proofErr w:type="spellEnd"/>
             <w:r>
               <w:t xml:space="preserve"> }}</w:t>
             </w:r>
-            <w:r>
-              <w:t xml:space="preserve">{% </w:t>
+          </w:p>
+        </w:tc>
+      </w:tr>
+      <w:tr>
+        <w:trPr>
+          <w:trHeight w:val="425"/>
+          <w:jc w:val="center"/>
+        </w:trPr>
+        <w:tc>
+          <w:tcPr>
+            <w:tcW w:w="552" w:type="dxa"/>
+            <w:noWrap/>
+            <w:vAlign w:val="center"/>
+          </w:tcPr>
+          <w:p>
+            <w:pPr>
+              <w:pStyle w:val="Chutrongbang"/>
+              <w:rPr>
+                <w:color w:val="auto"/>
+                <w:lang w:val="vi-VN"/>
+              </w:rPr>
+            </w:pPr>
+          </w:p>
+        </w:tc>
+        <w:tc>
+          <w:tcPr>
+            <w:tcW w:w="6946" w:type="dxa"/>
+            <w:noWrap/>
+            <w:vAlign w:val="center"/>
+          </w:tcPr>
+          <w:p>
+            <w:pPr>
+              <w:pStyle w:val="Chutrongbang"/>
+              <w:jc w:val="left"/>
+              <w:rPr>
+                <w:color w:val="auto"/>
+                <w:lang w:val="vi-VN"/>
+              </w:rPr>
+            </w:pPr>
+          </w:p>
+        </w:tc>
+        <w:tc>
+          <w:tcPr>
+            <w:tcW w:w="709" w:type="dxa"/>
+            <w:noWrap/>
+            <w:vAlign w:val="center"/>
+          </w:tcPr>
+          <w:p>
+            <w:pPr>
+              <w:pStyle w:val="Chutrongbang"/>
+              <w:rPr>
+                <w:color w:val="auto"/>
+                <w:lang w:val="vi-VN"/>
+              </w:rPr>
+            </w:pPr>
+          </w:p>
+        </w:tc>
+        <w:tc>
+          <w:tcPr>
+            <w:tcW w:w="709" w:type="dxa"/>
+            <w:noWrap/>
+            <w:vAlign w:val="center"/>
+          </w:tcPr>
+          <w:p>
+            <w:pPr>
+              <w:pStyle w:val="Chutrongbang"/>
+              <w:rPr>
+                <w:color w:val="auto"/>
+                <w:lang w:val="vi-VN"/>
+              </w:rPr>
+            </w:pPr>
+          </w:p>
+        </w:tc>
+        <w:tc>
+          <w:tcPr>
+            <w:tcW w:w="850" w:type="dxa"/>
+            <w:noWrap/>
+            <w:vAlign w:val="center"/>
+          </w:tcPr>
+          <w:p>
+            <w:pPr>
+              <w:pStyle w:val="Chutrongbang"/>
+              <w:rPr>
+                <w:color w:val="auto"/>
+                <w:lang w:val="vi-VN"/>
+              </w:rPr>
+            </w:pPr>
+          </w:p>
+        </w:tc>
+        <w:tc>
+          <w:tcPr>
+            <w:tcW w:w="851" w:type="dxa"/>
+            <w:noWrap/>
+            <w:vAlign w:val="center"/>
+          </w:tcPr>
+          <w:p>
+            <w:pPr>
+              <w:pStyle w:val="Chutrongbang"/>
+              <w:rPr>
+                <w:color w:val="auto"/>
+                <w:lang w:val="vi-VN"/>
+              </w:rPr>
+            </w:pPr>
+          </w:p>
+        </w:tc>
+        <w:tc>
+          <w:tcPr>
+            <w:tcW w:w="850" w:type="dxa"/>
+            <w:noWrap/>
+            <w:vAlign w:val="center"/>
+          </w:tcPr>
+          <w:p>
+            <w:pPr>
+              <w:pStyle w:val="Chutrongbang"/>
+              <w:rPr>
+                <w:color w:val="auto"/>
+                <w:lang w:val="vi-VN"/>
+              </w:rPr>
+            </w:pPr>
+          </w:p>
+        </w:tc>
+        <w:tc>
+          <w:tcPr>
+            <w:tcW w:w="3759" w:type="dxa"/>
+            <w:vAlign w:val="center"/>
+          </w:tcPr>
+          <w:p>
+            <w:pPr>
+              <w:pStyle w:val="Chutrongbang"/>
+              <w:jc w:val="both"/>
+              <w:rPr>
+                <w:lang w:val="vi-VN"/>
+              </w:rPr>
+            </w:pPr>
+            <w:r>
+              <w:t>{%</w:t>
+            </w:r>
+            <w:r>
+              <w:t>tr</w:t>
+            </w:r>
+            <w:r>
+              <w:t xml:space="preserve"> </w:t>
             </w:r>
             <w:proofErr w:type="spellStart"/>
             <w:r>
-              <w:t>endtr</w:t>
+              <w:t>end</w:t>
+            </w:r>
+            <w:r>
+              <w:t>for</w:t>
             </w:r>
             <w:proofErr w:type="spellEnd"/>
             <w:r>

--- a/static/word-template/table6.docx
+++ b/static/word-template/table6.docx
@@ -61,13 +61,13 @@
       </w:tblPr>
       <w:tblGrid>
         <w:gridCol w:w="552"/>
-        <w:gridCol w:w="6946"/>
-        <w:gridCol w:w="709"/>
-        <w:gridCol w:w="709"/>
+        <w:gridCol w:w="5812"/>
+        <w:gridCol w:w="851"/>
+        <w:gridCol w:w="708"/>
+        <w:gridCol w:w="851"/>
         <w:gridCol w:w="850"/>
         <w:gridCol w:w="851"/>
-        <w:gridCol w:w="850"/>
-        <w:gridCol w:w="3759"/>
+        <w:gridCol w:w="4751"/>
       </w:tblGrid>
       <w:tr>
         <w:trPr>
@@ -111,7 +111,7 @@
         </w:tc>
         <w:tc>
           <w:tcPr>
-            <w:tcW w:w="6946" w:type="dxa"/>
+            <w:tcW w:w="5812" w:type="dxa"/>
             <w:vMerge w:val="restart"/>
             <w:tcBorders>
               <w:top w:val="double" w:sz="4" w:space="0" w:color="auto"/>
@@ -144,7 +144,7 @@
         </w:tc>
         <w:tc>
           <w:tcPr>
-            <w:tcW w:w="3969" w:type="dxa"/>
+            <w:tcW w:w="4111" w:type="dxa"/>
             <w:gridSpan w:val="5"/>
             <w:tcBorders>
               <w:top w:val="double" w:sz="4" w:space="0" w:color="auto"/>
@@ -178,7 +178,7 @@
         </w:tc>
         <w:tc>
           <w:tcPr>
-            <w:tcW w:w="3759" w:type="dxa"/>
+            <w:tcW w:w="4751" w:type="dxa"/>
             <w:vMerge w:val="restart"/>
             <w:tcBorders>
               <w:top w:val="double" w:sz="4" w:space="0" w:color="auto"/>
@@ -238,7 +238,7 @@
         </w:tc>
         <w:tc>
           <w:tcPr>
-            <w:tcW w:w="6946" w:type="dxa"/>
+            <w:tcW w:w="5812" w:type="dxa"/>
             <w:vMerge/>
             <w:tcBorders>
               <w:bottom w:val="single" w:sz="4" w:space="0" w:color="auto"/>
@@ -260,7 +260,7 @@
         </w:tc>
         <w:tc>
           <w:tcPr>
-            <w:tcW w:w="709" w:type="dxa"/>
+            <w:tcW w:w="851" w:type="dxa"/>
             <w:tcBorders>
               <w:top w:val="single" w:sz="4" w:space="0" w:color="auto"/>
               <w:bottom w:val="single" w:sz="4" w:space="0" w:color="auto"/>
@@ -310,7 +310,7 @@
         </w:tc>
         <w:tc>
           <w:tcPr>
-            <w:tcW w:w="709" w:type="dxa"/>
+            <w:tcW w:w="708" w:type="dxa"/>
             <w:tcBorders>
               <w:top w:val="single" w:sz="4" w:space="0" w:color="auto"/>
               <w:bottom w:val="single" w:sz="4" w:space="0" w:color="auto"/>
@@ -360,7 +360,7 @@
         </w:tc>
         <w:tc>
           <w:tcPr>
-            <w:tcW w:w="850" w:type="dxa"/>
+            <w:tcW w:w="851" w:type="dxa"/>
             <w:tcBorders>
               <w:top w:val="single" w:sz="4" w:space="0" w:color="auto"/>
               <w:bottom w:val="single" w:sz="4" w:space="0" w:color="auto"/>
@@ -392,7 +392,7 @@
         </w:tc>
         <w:tc>
           <w:tcPr>
-            <w:tcW w:w="851" w:type="dxa"/>
+            <w:tcW w:w="850" w:type="dxa"/>
             <w:tcBorders>
               <w:top w:val="single" w:sz="4" w:space="0" w:color="auto"/>
               <w:bottom w:val="single" w:sz="4" w:space="0" w:color="auto"/>
@@ -442,7 +442,7 @@
         </w:tc>
         <w:tc>
           <w:tcPr>
-            <w:tcW w:w="850" w:type="dxa"/>
+            <w:tcW w:w="851" w:type="dxa"/>
             <w:tcBorders>
               <w:top w:val="single" w:sz="4" w:space="0" w:color="auto"/>
               <w:bottom w:val="single" w:sz="4" w:space="0" w:color="auto"/>
@@ -493,7 +493,7 @@
         </w:tc>
         <w:tc>
           <w:tcPr>
-            <w:tcW w:w="3759" w:type="dxa"/>
+            <w:tcW w:w="4751" w:type="dxa"/>
             <w:vMerge/>
             <w:tcBorders>
               <w:bottom w:val="single" w:sz="4" w:space="0" w:color="auto"/>
@@ -552,7 +552,7 @@
         </w:tc>
         <w:tc>
           <w:tcPr>
-            <w:tcW w:w="6946" w:type="dxa"/>
+            <w:tcW w:w="5812" w:type="dxa"/>
             <w:tcBorders>
               <w:top w:val="single" w:sz="4" w:space="0" w:color="auto"/>
             </w:tcBorders>
@@ -573,7 +573,7 @@
         </w:tc>
         <w:tc>
           <w:tcPr>
-            <w:tcW w:w="709" w:type="dxa"/>
+            <w:tcW w:w="851" w:type="dxa"/>
             <w:tcBorders>
               <w:top w:val="single" w:sz="4" w:space="0" w:color="auto"/>
             </w:tcBorders>
@@ -592,7 +592,7 @@
         </w:tc>
         <w:tc>
           <w:tcPr>
-            <w:tcW w:w="709" w:type="dxa"/>
+            <w:tcW w:w="708" w:type="dxa"/>
             <w:tcBorders>
               <w:top w:val="single" w:sz="4" w:space="0" w:color="auto"/>
             </w:tcBorders>
@@ -611,6 +611,25 @@
         </w:tc>
         <w:tc>
           <w:tcPr>
+            <w:tcW w:w="851" w:type="dxa"/>
+            <w:tcBorders>
+              <w:top w:val="single" w:sz="4" w:space="0" w:color="auto"/>
+            </w:tcBorders>
+            <w:noWrap/>
+            <w:vAlign w:val="center"/>
+          </w:tcPr>
+          <w:p>
+            <w:pPr>
+              <w:pStyle w:val="Chutrongbang"/>
+              <w:rPr>
+                <w:color w:val="auto"/>
+                <w:lang w:val="vi-VN"/>
+              </w:rPr>
+            </w:pPr>
+          </w:p>
+        </w:tc>
+        <w:tc>
+          <w:tcPr>
             <w:tcW w:w="850" w:type="dxa"/>
             <w:tcBorders>
               <w:top w:val="single" w:sz="4" w:space="0" w:color="auto"/>
@@ -649,26 +668,7 @@
         </w:tc>
         <w:tc>
           <w:tcPr>
-            <w:tcW w:w="850" w:type="dxa"/>
-            <w:tcBorders>
-              <w:top w:val="single" w:sz="4" w:space="0" w:color="auto"/>
-            </w:tcBorders>
-            <w:noWrap/>
-            <w:vAlign w:val="center"/>
-          </w:tcPr>
-          <w:p>
-            <w:pPr>
-              <w:pStyle w:val="Chutrongbang"/>
-              <w:rPr>
-                <w:color w:val="auto"/>
-                <w:lang w:val="vi-VN"/>
-              </w:rPr>
-            </w:pPr>
-          </w:p>
-        </w:tc>
-        <w:tc>
-          <w:tcPr>
-            <w:tcW w:w="3759" w:type="dxa"/>
+            <w:tcW w:w="4751" w:type="dxa"/>
             <w:tcBorders>
               <w:top w:val="single" w:sz="4" w:space="0" w:color="auto"/>
               <w:bottom w:val="dotted" w:sz="4" w:space="0" w:color="auto"/>
@@ -719,7 +719,7 @@
         </w:tc>
         <w:tc>
           <w:tcPr>
-            <w:tcW w:w="6946" w:type="dxa"/>
+            <w:tcW w:w="5812" w:type="dxa"/>
             <w:noWrap/>
             <w:vAlign w:val="center"/>
           </w:tcPr>
@@ -747,7 +747,7 @@
         </w:tc>
         <w:tc>
           <w:tcPr>
-            <w:tcW w:w="709" w:type="dxa"/>
+            <w:tcW w:w="851" w:type="dxa"/>
             <w:noWrap/>
             <w:vAlign w:val="center"/>
           </w:tcPr>
@@ -774,7 +774,7 @@
         </w:tc>
         <w:tc>
           <w:tcPr>
-            <w:tcW w:w="709" w:type="dxa"/>
+            <w:tcW w:w="708" w:type="dxa"/>
             <w:noWrap/>
             <w:vAlign w:val="center"/>
           </w:tcPr>
@@ -801,6 +801,33 @@
         </w:tc>
         <w:tc>
           <w:tcPr>
+            <w:tcW w:w="851" w:type="dxa"/>
+            <w:noWrap/>
+            <w:vAlign w:val="center"/>
+          </w:tcPr>
+          <w:p>
+            <w:pPr>
+              <w:pStyle w:val="Chutrongbang"/>
+              <w:rPr>
+                <w:color w:val="auto"/>
+                <w:lang w:val="vi-VN"/>
+              </w:rPr>
+            </w:pPr>
+            <w:r>
+              <w:t xml:space="preserve">{{ </w:t>
+            </w:r>
+            <w:proofErr w:type="spellStart"/>
+            <w:r>
+              <w:t>item.cos_phi</w:t>
+            </w:r>
+            <w:proofErr w:type="spellEnd"/>
+            <w:r>
+              <w:t xml:space="preserve"> }}</w:t>
+            </w:r>
+          </w:p>
+        </w:tc>
+        <w:tc>
+          <w:tcPr>
             <w:tcW w:w="850" w:type="dxa"/>
             <w:noWrap/>
             <w:vAlign w:val="center"/>
@@ -818,7 +845,7 @@
             </w:r>
             <w:proofErr w:type="spellStart"/>
             <w:r>
-              <w:t>item.cos_phi</w:t>
+              <w:t>item.P</w:t>
             </w:r>
             <w:proofErr w:type="spellEnd"/>
             <w:r>
@@ -845,7 +872,7 @@
             </w:r>
             <w:proofErr w:type="spellStart"/>
             <w:r>
-              <w:t>item.P</w:t>
+              <w:t>item.tdd</w:t>
             </w:r>
             <w:proofErr w:type="spellEnd"/>
             <w:r>
@@ -855,34 +882,7 @@
         </w:tc>
         <w:tc>
           <w:tcPr>
-            <w:tcW w:w="850" w:type="dxa"/>
-            <w:noWrap/>
-            <w:vAlign w:val="center"/>
-          </w:tcPr>
-          <w:p>
-            <w:pPr>
-              <w:pStyle w:val="Chutrongbang"/>
-              <w:rPr>
-                <w:color w:val="auto"/>
-                <w:lang w:val="vi-VN"/>
-              </w:rPr>
-            </w:pPr>
-            <w:r>
-              <w:t xml:space="preserve">{{ </w:t>
-            </w:r>
-            <w:proofErr w:type="spellStart"/>
-            <w:r>
-              <w:t>item.tdd</w:t>
-            </w:r>
-            <w:proofErr w:type="spellEnd"/>
-            <w:r>
-              <w:t xml:space="preserve"> }}</w:t>
-            </w:r>
-          </w:p>
-        </w:tc>
-        <w:tc>
-          <w:tcPr>
-            <w:tcW w:w="3759" w:type="dxa"/>
+            <w:tcW w:w="4751" w:type="dxa"/>
             <w:tcBorders>
               <w:top w:val="dotted" w:sz="4" w:space="0" w:color="auto"/>
             </w:tcBorders>
@@ -933,7 +933,7 @@
         </w:tc>
         <w:tc>
           <w:tcPr>
-            <w:tcW w:w="6946" w:type="dxa"/>
+            <w:tcW w:w="5812" w:type="dxa"/>
             <w:noWrap/>
             <w:vAlign w:val="center"/>
           </w:tcPr>
@@ -950,23 +950,39 @@
         </w:tc>
         <w:tc>
           <w:tcPr>
-            <w:tcW w:w="709" w:type="dxa"/>
-            <w:noWrap/>
-            <w:vAlign w:val="center"/>
-          </w:tcPr>
-          <w:p>
-            <w:pPr>
-              <w:pStyle w:val="Chutrongbang"/>
-              <w:rPr>
-                <w:color w:val="auto"/>
-                <w:lang w:val="vi-VN"/>
-              </w:rPr>
-            </w:pPr>
-          </w:p>
-        </w:tc>
-        <w:tc>
-          <w:tcPr>
-            <w:tcW w:w="709" w:type="dxa"/>
+            <w:tcW w:w="851" w:type="dxa"/>
+            <w:noWrap/>
+            <w:vAlign w:val="center"/>
+          </w:tcPr>
+          <w:p>
+            <w:pPr>
+              <w:pStyle w:val="Chutrongbang"/>
+              <w:rPr>
+                <w:color w:val="auto"/>
+                <w:lang w:val="vi-VN"/>
+              </w:rPr>
+            </w:pPr>
+          </w:p>
+        </w:tc>
+        <w:tc>
+          <w:tcPr>
+            <w:tcW w:w="708" w:type="dxa"/>
+            <w:noWrap/>
+            <w:vAlign w:val="center"/>
+          </w:tcPr>
+          <w:p>
+            <w:pPr>
+              <w:pStyle w:val="Chutrongbang"/>
+              <w:rPr>
+                <w:color w:val="auto"/>
+                <w:lang w:val="vi-VN"/>
+              </w:rPr>
+            </w:pPr>
+          </w:p>
+        </w:tc>
+        <w:tc>
+          <w:tcPr>
+            <w:tcW w:w="851" w:type="dxa"/>
             <w:noWrap/>
             <w:vAlign w:val="center"/>
           </w:tcPr>
@@ -1014,23 +1030,7 @@
         </w:tc>
         <w:tc>
           <w:tcPr>
-            <w:tcW w:w="850" w:type="dxa"/>
-            <w:noWrap/>
-            <w:vAlign w:val="center"/>
-          </w:tcPr>
-          <w:p>
-            <w:pPr>
-              <w:pStyle w:val="Chutrongbang"/>
-              <w:rPr>
-                <w:color w:val="auto"/>
-                <w:lang w:val="vi-VN"/>
-              </w:rPr>
-            </w:pPr>
-          </w:p>
-        </w:tc>
-        <w:tc>
-          <w:tcPr>
-            <w:tcW w:w="3759" w:type="dxa"/>
+            <w:tcW w:w="4751" w:type="dxa"/>
             <w:vAlign w:val="center"/>
           </w:tcPr>
           <w:p>

--- a/static/word-template/table6.docx
+++ b/static/word-template/table6.docx
@@ -62,12 +62,12 @@
       <w:tblGrid>
         <w:gridCol w:w="552"/>
         <w:gridCol w:w="5812"/>
-        <w:gridCol w:w="851"/>
-        <w:gridCol w:w="708"/>
+        <w:gridCol w:w="709"/>
+        <w:gridCol w:w="709"/>
+        <w:gridCol w:w="850"/>
         <w:gridCol w:w="851"/>
         <w:gridCol w:w="850"/>
-        <w:gridCol w:w="851"/>
-        <w:gridCol w:w="4751"/>
+        <w:gridCol w:w="4893"/>
       </w:tblGrid>
       <w:tr>
         <w:trPr>
@@ -144,7 +144,7 @@
         </w:tc>
         <w:tc>
           <w:tcPr>
-            <w:tcW w:w="4111" w:type="dxa"/>
+            <w:tcW w:w="3969" w:type="dxa"/>
             <w:gridSpan w:val="5"/>
             <w:tcBorders>
               <w:top w:val="double" w:sz="4" w:space="0" w:color="auto"/>
@@ -178,7 +178,7 @@
         </w:tc>
         <w:tc>
           <w:tcPr>
-            <w:tcW w:w="4751" w:type="dxa"/>
+            <w:tcW w:w="4893" w:type="dxa"/>
             <w:vMerge w:val="restart"/>
             <w:tcBorders>
               <w:top w:val="double" w:sz="4" w:space="0" w:color="auto"/>
@@ -260,7 +260,7 @@
         </w:tc>
         <w:tc>
           <w:tcPr>
-            <w:tcW w:w="851" w:type="dxa"/>
+            <w:tcW w:w="709" w:type="dxa"/>
             <w:tcBorders>
               <w:top w:val="single" w:sz="4" w:space="0" w:color="auto"/>
               <w:bottom w:val="single" w:sz="4" w:space="0" w:color="auto"/>
@@ -310,7 +310,7 @@
         </w:tc>
         <w:tc>
           <w:tcPr>
-            <w:tcW w:w="708" w:type="dxa"/>
+            <w:tcW w:w="709" w:type="dxa"/>
             <w:tcBorders>
               <w:top w:val="single" w:sz="4" w:space="0" w:color="auto"/>
               <w:bottom w:val="single" w:sz="4" w:space="0" w:color="auto"/>
@@ -360,7 +360,7 @@
         </w:tc>
         <w:tc>
           <w:tcPr>
-            <w:tcW w:w="851" w:type="dxa"/>
+            <w:tcW w:w="850" w:type="dxa"/>
             <w:tcBorders>
               <w:top w:val="single" w:sz="4" w:space="0" w:color="auto"/>
               <w:bottom w:val="single" w:sz="4" w:space="0" w:color="auto"/>
@@ -392,7 +392,7 @@
         </w:tc>
         <w:tc>
           <w:tcPr>
-            <w:tcW w:w="850" w:type="dxa"/>
+            <w:tcW w:w="851" w:type="dxa"/>
             <w:tcBorders>
               <w:top w:val="single" w:sz="4" w:space="0" w:color="auto"/>
               <w:bottom w:val="single" w:sz="4" w:space="0" w:color="auto"/>
@@ -442,7 +442,7 @@
         </w:tc>
         <w:tc>
           <w:tcPr>
-            <w:tcW w:w="851" w:type="dxa"/>
+            <w:tcW w:w="850" w:type="dxa"/>
             <w:tcBorders>
               <w:top w:val="single" w:sz="4" w:space="0" w:color="auto"/>
               <w:bottom w:val="single" w:sz="4" w:space="0" w:color="auto"/>
@@ -493,7 +493,7 @@
         </w:tc>
         <w:tc>
           <w:tcPr>
-            <w:tcW w:w="4751" w:type="dxa"/>
+            <w:tcW w:w="4893" w:type="dxa"/>
             <w:vMerge/>
             <w:tcBorders>
               <w:bottom w:val="single" w:sz="4" w:space="0" w:color="auto"/>
@@ -573,6 +573,63 @@
         </w:tc>
         <w:tc>
           <w:tcPr>
+            <w:tcW w:w="709" w:type="dxa"/>
+            <w:tcBorders>
+              <w:top w:val="single" w:sz="4" w:space="0" w:color="auto"/>
+            </w:tcBorders>
+            <w:noWrap/>
+            <w:vAlign w:val="center"/>
+          </w:tcPr>
+          <w:p>
+            <w:pPr>
+              <w:pStyle w:val="Chutrongbang"/>
+              <w:rPr>
+                <w:color w:val="auto"/>
+                <w:lang w:val="vi-VN"/>
+              </w:rPr>
+            </w:pPr>
+          </w:p>
+        </w:tc>
+        <w:tc>
+          <w:tcPr>
+            <w:tcW w:w="709" w:type="dxa"/>
+            <w:tcBorders>
+              <w:top w:val="single" w:sz="4" w:space="0" w:color="auto"/>
+            </w:tcBorders>
+            <w:noWrap/>
+            <w:vAlign w:val="center"/>
+          </w:tcPr>
+          <w:p>
+            <w:pPr>
+              <w:pStyle w:val="Chutrongbang"/>
+              <w:rPr>
+                <w:color w:val="auto"/>
+                <w:lang w:val="vi-VN"/>
+              </w:rPr>
+            </w:pPr>
+          </w:p>
+        </w:tc>
+        <w:tc>
+          <w:tcPr>
+            <w:tcW w:w="850" w:type="dxa"/>
+            <w:tcBorders>
+              <w:top w:val="single" w:sz="4" w:space="0" w:color="auto"/>
+            </w:tcBorders>
+            <w:noWrap/>
+            <w:vAlign w:val="center"/>
+          </w:tcPr>
+          <w:p>
+            <w:pPr>
+              <w:pStyle w:val="Chutrongbang"/>
+              <w:rPr>
+                <w:color w:val="auto"/>
+                <w:lang w:val="vi-VN"/>
+              </w:rPr>
+            </w:pPr>
+          </w:p>
+        </w:tc>
+        <w:tc>
+          <w:tcPr>
             <w:tcW w:w="851" w:type="dxa"/>
             <w:tcBorders>
               <w:top w:val="single" w:sz="4" w:space="0" w:color="auto"/>
@@ -592,7 +649,7 @@
         </w:tc>
         <w:tc>
           <w:tcPr>
-            <w:tcW w:w="708" w:type="dxa"/>
+            <w:tcW w:w="850" w:type="dxa"/>
             <w:tcBorders>
               <w:top w:val="single" w:sz="4" w:space="0" w:color="auto"/>
             </w:tcBorders>
@@ -611,64 +668,7 @@
         </w:tc>
         <w:tc>
           <w:tcPr>
-            <w:tcW w:w="851" w:type="dxa"/>
-            <w:tcBorders>
-              <w:top w:val="single" w:sz="4" w:space="0" w:color="auto"/>
-            </w:tcBorders>
-            <w:noWrap/>
-            <w:vAlign w:val="center"/>
-          </w:tcPr>
-          <w:p>
-            <w:pPr>
-              <w:pStyle w:val="Chutrongbang"/>
-              <w:rPr>
-                <w:color w:val="auto"/>
-                <w:lang w:val="vi-VN"/>
-              </w:rPr>
-            </w:pPr>
-          </w:p>
-        </w:tc>
-        <w:tc>
-          <w:tcPr>
-            <w:tcW w:w="850" w:type="dxa"/>
-            <w:tcBorders>
-              <w:top w:val="single" w:sz="4" w:space="0" w:color="auto"/>
-            </w:tcBorders>
-            <w:noWrap/>
-            <w:vAlign w:val="center"/>
-          </w:tcPr>
-          <w:p>
-            <w:pPr>
-              <w:pStyle w:val="Chutrongbang"/>
-              <w:rPr>
-                <w:color w:val="auto"/>
-                <w:lang w:val="vi-VN"/>
-              </w:rPr>
-            </w:pPr>
-          </w:p>
-        </w:tc>
-        <w:tc>
-          <w:tcPr>
-            <w:tcW w:w="851" w:type="dxa"/>
-            <w:tcBorders>
-              <w:top w:val="single" w:sz="4" w:space="0" w:color="auto"/>
-            </w:tcBorders>
-            <w:noWrap/>
-            <w:vAlign w:val="center"/>
-          </w:tcPr>
-          <w:p>
-            <w:pPr>
-              <w:pStyle w:val="Chutrongbang"/>
-              <w:rPr>
-                <w:color w:val="auto"/>
-                <w:lang w:val="vi-VN"/>
-              </w:rPr>
-            </w:pPr>
-          </w:p>
-        </w:tc>
-        <w:tc>
-          <w:tcPr>
-            <w:tcW w:w="4751" w:type="dxa"/>
+            <w:tcW w:w="4893" w:type="dxa"/>
             <w:tcBorders>
               <w:top w:val="single" w:sz="4" w:space="0" w:color="auto"/>
               <w:bottom w:val="dotted" w:sz="4" w:space="0" w:color="auto"/>
@@ -747,6 +747,87 @@
         </w:tc>
         <w:tc>
           <w:tcPr>
+            <w:tcW w:w="709" w:type="dxa"/>
+            <w:noWrap/>
+            <w:vAlign w:val="center"/>
+          </w:tcPr>
+          <w:p>
+            <w:pPr>
+              <w:pStyle w:val="Chutrongbang"/>
+              <w:rPr>
+                <w:color w:val="auto"/>
+                <w:lang w:val="vi-VN"/>
+              </w:rPr>
+            </w:pPr>
+            <w:r>
+              <w:t xml:space="preserve">{{ </w:t>
+            </w:r>
+            <w:proofErr w:type="spellStart"/>
+            <w:r>
+              <w:t>item.I</w:t>
+            </w:r>
+            <w:proofErr w:type="spellEnd"/>
+            <w:r>
+              <w:t xml:space="preserve"> }}</w:t>
+            </w:r>
+          </w:p>
+        </w:tc>
+        <w:tc>
+          <w:tcPr>
+            <w:tcW w:w="709" w:type="dxa"/>
+            <w:noWrap/>
+            <w:vAlign w:val="center"/>
+          </w:tcPr>
+          <w:p>
+            <w:pPr>
+              <w:pStyle w:val="Chutrongbang"/>
+              <w:rPr>
+                <w:color w:val="auto"/>
+                <w:lang w:val="vi-VN"/>
+              </w:rPr>
+            </w:pPr>
+            <w:r>
+              <w:t xml:space="preserve">{{ </w:t>
+            </w:r>
+            <w:proofErr w:type="spellStart"/>
+            <w:r>
+              <w:t>item.delta_I</w:t>
+            </w:r>
+            <w:proofErr w:type="spellEnd"/>
+            <w:r>
+              <w:t xml:space="preserve"> }}</w:t>
+            </w:r>
+          </w:p>
+        </w:tc>
+        <w:tc>
+          <w:tcPr>
+            <w:tcW w:w="850" w:type="dxa"/>
+            <w:noWrap/>
+            <w:vAlign w:val="center"/>
+          </w:tcPr>
+          <w:p>
+            <w:pPr>
+              <w:pStyle w:val="Chutrongbang"/>
+              <w:rPr>
+                <w:color w:val="auto"/>
+                <w:lang w:val="vi-VN"/>
+              </w:rPr>
+            </w:pPr>
+            <w:r>
+              <w:t xml:space="preserve">{{ </w:t>
+            </w:r>
+            <w:proofErr w:type="spellStart"/>
+            <w:r>
+              <w:t>item.cos_phi</w:t>
+            </w:r>
+            <w:proofErr w:type="spellEnd"/>
+            <w:r>
+              <w:t xml:space="preserve"> }}</w:t>
+            </w:r>
+          </w:p>
+        </w:tc>
+        <w:tc>
+          <w:tcPr>
             <w:tcW w:w="851" w:type="dxa"/>
             <w:noWrap/>
             <w:vAlign w:val="center"/>
@@ -764,7 +845,7 @@
             </w:r>
             <w:proofErr w:type="spellStart"/>
             <w:r>
-              <w:t>item.I</w:t>
+              <w:t>item.P</w:t>
             </w:r>
             <w:proofErr w:type="spellEnd"/>
             <w:r>
@@ -774,7 +855,7 @@
         </w:tc>
         <w:tc>
           <w:tcPr>
-            <w:tcW w:w="708" w:type="dxa"/>
+            <w:tcW w:w="850" w:type="dxa"/>
             <w:noWrap/>
             <w:vAlign w:val="center"/>
           </w:tcPr>
@@ -791,7 +872,7 @@
             </w:r>
             <w:proofErr w:type="spellStart"/>
             <w:r>
-              <w:t>item.delta_I</w:t>
+              <w:t>item.tdd</w:t>
             </w:r>
             <w:proofErr w:type="spellEnd"/>
             <w:r>
@@ -801,88 +882,7 @@
         </w:tc>
         <w:tc>
           <w:tcPr>
-            <w:tcW w:w="851" w:type="dxa"/>
-            <w:noWrap/>
-            <w:vAlign w:val="center"/>
-          </w:tcPr>
-          <w:p>
-            <w:pPr>
-              <w:pStyle w:val="Chutrongbang"/>
-              <w:rPr>
-                <w:color w:val="auto"/>
-                <w:lang w:val="vi-VN"/>
-              </w:rPr>
-            </w:pPr>
-            <w:r>
-              <w:t xml:space="preserve">{{ </w:t>
-            </w:r>
-            <w:proofErr w:type="spellStart"/>
-            <w:r>
-              <w:t>item.cos_phi</w:t>
-            </w:r>
-            <w:proofErr w:type="spellEnd"/>
-            <w:r>
-              <w:t xml:space="preserve"> }}</w:t>
-            </w:r>
-          </w:p>
-        </w:tc>
-        <w:tc>
-          <w:tcPr>
-            <w:tcW w:w="850" w:type="dxa"/>
-            <w:noWrap/>
-            <w:vAlign w:val="center"/>
-          </w:tcPr>
-          <w:p>
-            <w:pPr>
-              <w:pStyle w:val="Chutrongbang"/>
-              <w:rPr>
-                <w:color w:val="auto"/>
-                <w:lang w:val="vi-VN"/>
-              </w:rPr>
-            </w:pPr>
-            <w:r>
-              <w:t xml:space="preserve">{{ </w:t>
-            </w:r>
-            <w:proofErr w:type="spellStart"/>
-            <w:r>
-              <w:t>item.P</w:t>
-            </w:r>
-            <w:proofErr w:type="spellEnd"/>
-            <w:r>
-              <w:t xml:space="preserve"> }}</w:t>
-            </w:r>
-          </w:p>
-        </w:tc>
-        <w:tc>
-          <w:tcPr>
-            <w:tcW w:w="851" w:type="dxa"/>
-            <w:noWrap/>
-            <w:vAlign w:val="center"/>
-          </w:tcPr>
-          <w:p>
-            <w:pPr>
-              <w:pStyle w:val="Chutrongbang"/>
-              <w:rPr>
-                <w:color w:val="auto"/>
-                <w:lang w:val="vi-VN"/>
-              </w:rPr>
-            </w:pPr>
-            <w:r>
-              <w:t xml:space="preserve">{{ </w:t>
-            </w:r>
-            <w:proofErr w:type="spellStart"/>
-            <w:r>
-              <w:t>item.tdd</w:t>
-            </w:r>
-            <w:proofErr w:type="spellEnd"/>
-            <w:r>
-              <w:t xml:space="preserve"> }}</w:t>
-            </w:r>
-          </w:p>
-        </w:tc>
-        <w:tc>
-          <w:tcPr>
-            <w:tcW w:w="4751" w:type="dxa"/>
+            <w:tcW w:w="4893" w:type="dxa"/>
             <w:tcBorders>
               <w:top w:val="dotted" w:sz="4" w:space="0" w:color="auto"/>
             </w:tcBorders>
@@ -950,6 +950,54 @@
         </w:tc>
         <w:tc>
           <w:tcPr>
+            <w:tcW w:w="709" w:type="dxa"/>
+            <w:noWrap/>
+            <w:vAlign w:val="center"/>
+          </w:tcPr>
+          <w:p>
+            <w:pPr>
+              <w:pStyle w:val="Chutrongbang"/>
+              <w:rPr>
+                <w:color w:val="auto"/>
+                <w:lang w:val="vi-VN"/>
+              </w:rPr>
+            </w:pPr>
+          </w:p>
+        </w:tc>
+        <w:tc>
+          <w:tcPr>
+            <w:tcW w:w="709" w:type="dxa"/>
+            <w:noWrap/>
+            <w:vAlign w:val="center"/>
+          </w:tcPr>
+          <w:p>
+            <w:pPr>
+              <w:pStyle w:val="Chutrongbang"/>
+              <w:rPr>
+                <w:color w:val="auto"/>
+                <w:lang w:val="vi-VN"/>
+              </w:rPr>
+            </w:pPr>
+          </w:p>
+        </w:tc>
+        <w:tc>
+          <w:tcPr>
+            <w:tcW w:w="850" w:type="dxa"/>
+            <w:noWrap/>
+            <w:vAlign w:val="center"/>
+          </w:tcPr>
+          <w:p>
+            <w:pPr>
+              <w:pStyle w:val="Chutrongbang"/>
+              <w:rPr>
+                <w:color w:val="auto"/>
+                <w:lang w:val="vi-VN"/>
+              </w:rPr>
+            </w:pPr>
+          </w:p>
+        </w:tc>
+        <w:tc>
+          <w:tcPr>
             <w:tcW w:w="851" w:type="dxa"/>
             <w:noWrap/>
             <w:vAlign w:val="center"/>
@@ -966,38 +1014,6 @@
         </w:tc>
         <w:tc>
           <w:tcPr>
-            <w:tcW w:w="708" w:type="dxa"/>
-            <w:noWrap/>
-            <w:vAlign w:val="center"/>
-          </w:tcPr>
-          <w:p>
-            <w:pPr>
-              <w:pStyle w:val="Chutrongbang"/>
-              <w:rPr>
-                <w:color w:val="auto"/>
-                <w:lang w:val="vi-VN"/>
-              </w:rPr>
-            </w:pPr>
-          </w:p>
-        </w:tc>
-        <w:tc>
-          <w:tcPr>
-            <w:tcW w:w="851" w:type="dxa"/>
-            <w:noWrap/>
-            <w:vAlign w:val="center"/>
-          </w:tcPr>
-          <w:p>
-            <w:pPr>
-              <w:pStyle w:val="Chutrongbang"/>
-              <w:rPr>
-                <w:color w:val="auto"/>
-                <w:lang w:val="vi-VN"/>
-              </w:rPr>
-            </w:pPr>
-          </w:p>
-        </w:tc>
-        <w:tc>
-          <w:tcPr>
             <w:tcW w:w="850" w:type="dxa"/>
             <w:noWrap/>
             <w:vAlign w:val="center"/>
@@ -1014,23 +1030,7 @@
         </w:tc>
         <w:tc>
           <w:tcPr>
-            <w:tcW w:w="851" w:type="dxa"/>
-            <w:noWrap/>
-            <w:vAlign w:val="center"/>
-          </w:tcPr>
-          <w:p>
-            <w:pPr>
-              <w:pStyle w:val="Chutrongbang"/>
-              <w:rPr>
-                <w:color w:val="auto"/>
-                <w:lang w:val="vi-VN"/>
-              </w:rPr>
-            </w:pPr>
-          </w:p>
-        </w:tc>
-        <w:tc>
-          <w:tcPr>
-            <w:tcW w:w="4751" w:type="dxa"/>
+            <w:tcW w:w="4893" w:type="dxa"/>
             <w:vAlign w:val="center"/>
           </w:tcPr>
           <w:p>
